--- a/docs/deliverables/sookta-2.1.0/Sookta_2.1.0_Technical_Specification_TH.docx
+++ b/docs/deliverables/sookta-2.1.0/Sookta_2.1.0_Technical_Specification_TH.docx
@@ -550,7 +550,7 @@
         <w:rPr>
           <w:rFonts w:ascii="Sarabun" w:hAnsi="Sarabun" w:eastAsia="Sarabun" w:cs="Sarabun"/>
         </w:rPr>
-        <w:t>เอกสารนี้กำหนดโครงสร้าง สัญญาข้อมูล ลำดับประมวลผล สูตรคำนวณ model contract การจัดเก็บ การส่งออก การตั้งค่า platform และหลักฐานทดสอบของ Sookta Application 2.1.0 ในระดับที่ทีมพัฒนาสามารถตรวจสอบ implementation และทีมวิจัย สามารถแยกส่วนที่อ้างอิง guideline ออกจากส่วนที่เป็น application adaptation หรือ research template ได้</w:t>
+        <w:t>เอกสารนี้กำหนดโครงสร้าง สัญญาข้อมูล ลำดับประมวลผล สูตรคำนวณ model contract การจัดเก็บ การส่งออก การตั้งค่า platform และหลักฐานทดสอบของ Sookta Application 2.1.0 เพื่อให้ตรวจสอบ implementation และแยกส่วนที่อ้างอิง guideline ออกจากส่วนที่เป็น application adaptation หรือ research template ได้อย่างชัดเจน</w:t>
       </w:r>
     </w:p>
     <w:p>
